--- a/public/resume/generated/rahul-mitra-general-2026-09.docx
+++ b/public/resume/generated/rahul-mitra-general-2026-09.docx
@@ -1148,7 +1148,7 @@
         <w:t xml:space="preserve">Cloud/DevOps: </w:t>
       </w:r>
       <w:r>
-        <w:t>Azure, Docker, CI/CD, Bitbucket CI/CD, GitHub Actions, Supabase, API design, Codex</w:t>
+        <w:t>AWS (Fargate, Route 53), Terraform, Azure, Docker, Redis, Kafka, CI/CD, Bitbucket CI/CD, GitHub Actions, Supabase, API design, Codex</w:t>
       </w:r>
     </w:p>
     <w:p>

--- a/public/resume/generated/rahul-mitra-general-2026-09.docx
+++ b/public/resume/generated/rahul-mitra-general-2026-09.docx
@@ -364,7 +364,7 @@
         <w:ind w:left="259" w:hanging="259"/>
       </w:pPr>
       <w:r>
-        <w:t>• Build AI-enabled systems and data workflows for process improvement, manufacturing analytics, operational decision support, and supply-chain automation.</w:t>
+        <w:t>• Build an air-gapped process-intelligence platform for globally distributed spray-drying plants, spanning GPU OCR and layout parsing, recursive chunking, ONNX embeddings, a Chroma vector store, and LangChain over a locally hosted quantized Gemma model.</w:t>
       </w:r>
     </w:p>
     <w:p>
@@ -373,7 +373,7 @@
         <w:ind w:left="259" w:hanging="259"/>
       </w:pPr>
       <w:r>
-        <w:t>• Strengthen monitoring and process structure across healthcare supply chains with AI, helping ensure reliable product availability for vulnerable patient groups.</w:t>
+        <w:t>• Reverse-engineer four plants' APC steady-state optimizers from their Excel master files into a single HiGHS linear program with a tracking QP and PLC predictor, returning setpoints, binding constraints, and shadow prices at millisecond latency without a commercial solver license.</w:t>
       </w:r>
     </w:p>
     <w:p>
@@ -898,34 +898,6 @@
         <w:rPr>
           <w:b/>
         </w:rPr>
-        <w:t>IE2110 Operations Research Graph Optimization</w:t>
-      </w:r>
-      <w:r>
-        <w:tab/>
-        <w:t>2024</w:t>
-      </w:r>
-    </w:p>
-    <w:p>
-      <w:pPr>
-        <w:spacing w:before="0" w:after="20"/>
-        <w:ind w:left="259" w:hanging="259"/>
-      </w:pPr>
-      <w:r>
-        <w:t>• Built LP, network-flow, and nonlinear programming models, including a Jupyter SSSP/APSP (Dijkstra) graph optimization for engineering decision support.</w:t>
-      </w:r>
-    </w:p>
-    <w:p>
-      <w:pPr>
-        <w:keepNext/>
-        <w:tabs>
-          <w:tab w:pos="9890" w:val="right"/>
-        </w:tabs>
-        <w:spacing w:before="0" w:after="0"/>
-      </w:pPr>
-      <w:r>
-        <w:rPr>
-          <w:b/>
-        </w:rPr>
         <w:t>Additional Projects</w:t>
       </w:r>
       <w:r>
@@ -1120,7 +1092,7 @@
         <w:t xml:space="preserve">AI/ML: </w:t>
       </w:r>
       <w:r>
-        <w:t>BERT, DNN, transformers, RAG, AI agents, GPT-4, Gemini, SEALION, LangChain, vector search, NLP, deep RL (PPO, A2C, DDPG, DQN), model evaluation; vision: camera ISP, super-resolution, image restoration, 3D CV (projective &amp; epipolar geometry, absolute pose, SfM, bundle adjustment, multi-view stereo); HPC: ASPIRE 2A, CUDA, distributed training</w:t>
+        <w:t>BERT, DNN, transformers, PyTorch, RAG, AI agents, GPT-4, Gemini, SEALION, LangChain, ONNX, Chroma, local LLM serving (llama.cpp GGUF), vector search, NLP, deep RL (PPO, A2C, DDPG, DQN), model evaluation; vision: camera ISP, super-resolution, image restoration, 3D CV (projective &amp; epipolar geometry, absolute pose, SfM, bundle adjustment, multi-view stereo); HPC: ASPIRE 2A, CUDA, distributed training</w:t>
       </w:r>
     </w:p>
     <w:p>
@@ -1134,7 +1106,7 @@
         <w:t xml:space="preserve">Operations Research: </w:t>
       </w:r>
       <w:r>
-        <w:t>CP-SAT, hybrid flow-shop scheduling, SimPy, digital-twin simulation, robust optimization, graph optimization, network flow, Dijkstra/SSSP/APSP, decision analytics, statistics, mathematical modeling</w:t>
+        <w:t>CP-SAT, HiGHS linear and quadratic programming, SciPy, hybrid flow-shop scheduling, SimPy, digital-twin simulation, signal processing (Kalman, Welch PSD, change-point, matrix profile), robust optimization, graph optimization, network flow, Dijkstra/SSSP/APSP, decision analytics, statistics, mathematical modeling</w:t>
       </w:r>
     </w:p>
     <w:p>

--- a/public/resume/generated/rahul-mitra-general-2026-09.docx
+++ b/public/resume/generated/rahul-mitra-general-2026-09.docx
@@ -646,34 +646,6 @@
         <w:rPr>
           <w:b/>
         </w:rPr>
-        <w:t>AsyncDDGS — Open-Source Async Search Client (PyPI)</w:t>
-      </w:r>
-      <w:r>
-        <w:tab/>
-        <w:t>2024 – Present</w:t>
-      </w:r>
-    </w:p>
-    <w:p>
-      <w:pPr>
-        <w:spacing w:before="0" w:after="20"/>
-        <w:ind w:left="259" w:hanging="259"/>
-      </w:pPr>
-      <w:r>
-        <w:t>• Authored and maintain an asyncio-first, aiohttp-based DuckDuckGo client on PyPI with pytest CI/CD, adopted across AI tooling, Discord bots, and search projects.</w:t>
-      </w:r>
-    </w:p>
-    <w:p>
-      <w:pPr>
-        <w:keepNext/>
-        <w:tabs>
-          <w:tab w:pos="9890" w:val="right"/>
-        </w:tabs>
-        <w:spacing w:before="0" w:after="0"/>
-      </w:pPr>
-      <w:r>
-        <w:rPr>
-          <w:b/>
-        </w:rPr>
         <w:t>OnTheSpectrum — Codex &amp; Blender MCP 3D Pipeline</w:t>
       </w:r>
       <w:r>
@@ -702,6 +674,34 @@
         <w:rPr>
           <w:b/>
         </w:rPr>
+        <w:t>Hailo Edge AI Training and Deployment</w:t>
+      </w:r>
+      <w:r>
+        <w:tab/>
+        <w:t>Mar 2026</w:t>
+      </w:r>
+    </w:p>
+    <w:p>
+      <w:pPr>
+        <w:spacing w:before="0" w:after="20"/>
+        <w:ind w:left="259" w:hanging="259"/>
+      </w:pPr>
+      <w:r>
+        <w:t>• Trained and deployed OCR and object-detection models to Hailo edge accelerators, building the training and experimentation workflows around on-device inference and model acceleration.</w:t>
+      </w:r>
+    </w:p>
+    <w:p>
+      <w:pPr>
+        <w:keepNext/>
+        <w:tabs>
+          <w:tab w:pos="9890" w:val="right"/>
+        </w:tabs>
+        <w:spacing w:before="0" w:after="0"/>
+      </w:pPr>
+      <w:r>
+        <w:rPr>
+          <w:b/>
+        </w:rPr>
         <w:t>Arcane Security Tooling Family</w:t>
       </w:r>
       <w:r>
@@ -716,6 +716,34 @@
       </w:pPr>
       <w:r>
         <w:t>• Built Rust-forward security and red-team tooling (Arcane, Arcane-PP, Arcane-GLM, Arcane-OCR) for automation, OCR, and adversarial workflows.</w:t>
+      </w:r>
+    </w:p>
+    <w:p>
+      <w:pPr>
+        <w:keepNext/>
+        <w:tabs>
+          <w:tab w:pos="9890" w:val="right"/>
+        </w:tabs>
+        <w:spacing w:before="0" w:after="0"/>
+      </w:pPr>
+      <w:r>
+        <w:rPr>
+          <w:b/>
+        </w:rPr>
+        <w:t>Waaah Comics — 24-Hour Gesture-to-Comic Build</w:t>
+      </w:r>
+      <w:r>
+        <w:tab/>
+        <w:t>Jan 2026</w:t>
+      </w:r>
+    </w:p>
+    <w:p>
+      <w:pPr>
+        <w:spacing w:before="0" w:after="20"/>
+        <w:ind w:left="259" w:hanging="259"/>
+      </w:pPr>
+      <w:r>
+        <w:t>• Built a gesture-to-comic pipeline in a 24-hour sprint, turning MediaPipe 3D hand landmarks into generated comic strips with Gemini 2.0 Flash, Veo 3, and Konva.js canvas tooling.</w:t>
       </w:r>
     </w:p>
     <w:p>
@@ -903,24 +931,6 @@
       <w:r>
         <w:tab/>
         <w:t>2023 – 2026</w:t>
-      </w:r>
-    </w:p>
-    <w:p>
-      <w:pPr>
-        <w:spacing w:before="0" w:after="20"/>
-        <w:ind w:left="259" w:hanging="259"/>
-      </w:pPr>
-      <w:r>
-        <w:t>• Project Utopia — real-time situational-awareness dashboard with AI news aggregation and geospatial visualization (2026).</w:t>
-      </w:r>
-    </w:p>
-    <w:p>
-      <w:pPr>
-        <w:spacing w:before="0" w:after="20"/>
-        <w:ind w:left="259" w:hanging="259"/>
-      </w:pPr>
-      <w:r>
-        <w:t>• Interactive Portfolio Infrastructure — AI-assisted React, TypeScript, and Three.js portfolio with analytics (2026).</w:t>
       </w:r>
     </w:p>
     <w:p>
@@ -1176,7 +1186,7 @@
         <w:t xml:space="preserve">Hardware/Embedded: </w:t>
       </w:r>
       <w:r>
-        <w:t>Edge AI / Hailo model deployment, autonomous robotics (sensor integration)</w:t>
+        <w:t>Edge AI / Hailo model deployment (OCR, object detection), autonomous robotics (sensor integration)</w:t>
       </w:r>
     </w:p>
     <w:p>

--- a/public/resume/generated/rahul-mitra-general-2026-09.docx
+++ b/public/resume/generated/rahul-mitra-general-2026-09.docx
@@ -758,7 +758,7 @@
         <w:rPr>
           <w:b/>
         </w:rPr>
-        <w:t>Volt Pulse SG — SMU Hack For Cities 2026 (Top 8 of 50+ teams)</w:t>
+        <w:t>Volt Pulse SG — SMU Hack For Cities 2026 (Top 8 Finalist of 50+ teams)</w:t>
       </w:r>
       <w:r>
         <w:tab/>

--- a/public/resume/generated/rahul-mitra-general-2026-09.docx
+++ b/public/resume/generated/rahul-mitra-general-2026-09.docx
@@ -476,7 +476,7 @@
       </w:r>
       <w:r>
         <w:tab/>
-        <w:t>Sep 2025 – Present</w:t>
+        <w:t>Sep 2025 – Sep 2026</w:t>
       </w:r>
     </w:p>
     <w:p>

--- a/public/resume/generated/rahul-mitra-general-2026-09.docx
+++ b/public/resume/generated/rahul-mitra-general-2026-09.docx
@@ -472,7 +472,7 @@
         <w:rPr>
           <w:i/>
         </w:rPr>
-        <w:t>Software Engineer (Citizen Developer)</w:t>
+        <w:t>Platform &amp; Solutions Engineer (Sparks Citizen Developer)</w:t>
       </w:r>
       <w:r>
         <w:tab/>

--- a/public/resume/generated/rahul-mitra-general-2026-09.docx
+++ b/public/resume/generated/rahul-mitra-general-2026-09.docx
@@ -151,7 +151,7 @@
         <w:ind w:left="259" w:hanging="259"/>
       </w:pPr>
       <w:r>
-        <w:t>• Awarded Certificate of Outstanding Performance in 3D Computer Vision (CS4277) — top student in a class of 24, NUS School of Computing.</w:t>
+        <w:t>• Awarded Certificate of Outstanding Performance in 3D Computer Vision (CS4277): top student in a class of 24, NUS School of Computing.</w:t>
       </w:r>
     </w:p>
     <w:p>
@@ -646,7 +646,7 @@
         <w:rPr>
           <w:b/>
         </w:rPr>
-        <w:t>OnTheSpectrum — Codex &amp; Blender MCP 3D Pipeline</w:t>
+        <w:t>OnTheSpectrum: Codex &amp; Blender MCP 3D Pipeline</w:t>
       </w:r>
       <w:r>
         <w:tab/>
@@ -730,7 +730,7 @@
         <w:rPr>
           <w:b/>
         </w:rPr>
-        <w:t>Waaah Comics — 24-Hour Gesture-to-Comic Build</w:t>
+        <w:t>Waaah Comics: 24-Hour Gesture-to-Comic Build</w:t>
       </w:r>
       <w:r>
         <w:tab/>
@@ -758,7 +758,7 @@
         <w:rPr>
           <w:b/>
         </w:rPr>
-        <w:t>Volt Pulse SG — SMU Hack For Cities 2026 (Top 8 Finalist of 50+ teams)</w:t>
+        <w:t>Volt Pulse SG: SMU Hack For Cities 2026 (Top 8 Finalist of 50+ teams)</w:t>
       </w:r>
       <w:r>
         <w:tab/>
@@ -786,7 +786,7 @@
         <w:rPr>
           <w:b/>
         </w:rPr>
-        <w:t>Maritime Deficiency Severity Forecasting — Maritime Hackathon 2025 (Team Lead)</w:t>
+        <w:t>Maritime Deficiency Severity Forecasting: Maritime Hackathon 2025 (Team Lead)</w:t>
       </w:r>
       <w:r>
         <w:tab/>
@@ -814,7 +814,7 @@
         <w:rPr>
           <w:b/>
         </w:rPr>
-        <w:t>AgeWellLah.AI — NUS HealthHack 2025</w:t>
+        <w:t>AgeWellLah.AI: NUS HealthHack 2025</w:t>
       </w:r>
       <w:r>
         <w:tab/>
@@ -842,7 +842,7 @@
         <w:rPr>
           <w:b/>
         </w:rPr>
-        <w:t>SmartExam — GovTech x NTUPC Product Hackathon</w:t>
+        <w:t>SmartExam: GovTech x NTUPC Product Hackathon</w:t>
       </w:r>
       <w:r>
         <w:tab/>
@@ -870,7 +870,7 @@
         <w:rPr>
           <w:b/>
         </w:rPr>
-        <w:t>EthosLens — LifeHack 2025</w:t>
+        <w:t>EthosLens: LifeHack 2025</w:t>
       </w:r>
       <w:r>
         <w:tab/>
@@ -939,7 +939,7 @@
         <w:ind w:left="259" w:hanging="259"/>
       </w:pPr>
       <w:r>
-        <w:t>• NVIDIA Disaster Risk Monitoring with Satellite Imagery — geospatial AI with U-Net semantic segmentation on GPU/ASPIRE 2A workflows (2023).</w:t>
+        <w:t>• NVIDIA Disaster Risk Monitoring with Satellite Imagery: geospatial AI with U-Net semantic segmentation on GPU/ASPIRE 2A workflows (2023).</w:t>
       </w:r>
     </w:p>
     <w:p>
@@ -948,7 +948,7 @@
         <w:ind w:left="259" w:hanging="259"/>
       </w:pPr>
       <w:r>
-        <w:t>• Fine-tuning LLMs for Cybersecurity — coursework exploring Mistral/LLaMA fine-tuning with AutoTrain and AutoGen (2024).</w:t>
+        <w:t>• Fine-tuning LLMs for Cybersecurity: coursework exploring Mistral/LLaMA fine-tuning with AutoTrain and AutoGen (2024).</w:t>
       </w:r>
     </w:p>
     <w:p>
